--- a/policies/sources/Diversity_Policy.docx
+++ b/policies/sources/Diversity_Policy.docx
@@ -12505,7 +12505,7 @@
           <w:szCs w:val="22"/>
           <w:lang w:val="en-GB"/>
         </w:rPr>
-        <w:t xml:space="preserve"> our business partners to actively pursue diversity, equity and inclusion in their organisations.</w:t>
+        <w:t xml:space="preserve"> our business partners to actively pursue diversity, equality and inclusion in their organisations.</w:t>
       </w:r>
     </w:p>
     <w:p>
@@ -13666,7 +13666,7 @@
           <w:szCs w:val="22"/>
           <w:lang w:val="en-GB"/>
         </w:rPr>
-        <w:t>BioMar aims to be a purpose-driven workplace where employees can make a real impact and feel a sense of belonging. We seek to provide equal career opportunities for everyone by promoting diversity through collaboration. We place particular emphasis on supporting the underrepresented gender to strengthen diversity and equity (see below on BioMar’s statutory obligations and initiatives on gender balance in management).</w:t>
+        <w:t>BioMar aims to be a purpose-driven workplace where employees can make a real impact and feel a sense of belonging. We seek to provide equal career opportunities for everyone by promoting diversity through collaboration. We place particular emphasis on supporting the underrepresented gender to strengthen diversity and equality (see below on BioMar’s statutory obligations and initiatives on gender balance in management).</w:t>
       </w:r>
     </w:p>
     <w:p>
@@ -14169,7 +14169,7 @@
           <w:szCs w:val="22"/>
           <w:lang w:val="en-GB"/>
         </w:rPr>
-        <w:t>promoting remuneration practices that are gender neutral and support the principle of equal pay for equal work or work of equal value</w:t>
+        <w:t>promoting remuneration practices that are gender neutral and support the principle of equal pay for work of equal value</w:t>
       </w:r>
     </w:p>
     <w:p>

--- a/policies/sources/Diversity_Policy.docx
+++ b/policies/sources/Diversity_Policy.docx
@@ -12430,6 +12430,8 @@
         <w:rPr>
           <w:lang w:val="en-GB"/>
         </w:rPr>
+        <w:t>1</w:t>
+        <w:tab/>
         <w:t>Introduction</w:t>
       </w:r>
       <w:bookmarkEnd w:id="1"/>
@@ -12577,6 +12579,8 @@
         <w:rPr>
           <w:lang w:val="en-GB"/>
         </w:rPr>
+        <w:t>2</w:t>
+        <w:tab/>
         <w:t>Our commitment</w:t>
       </w:r>
     </w:p>
@@ -13637,6 +13641,8 @@
         <w:rPr>
           <w:lang w:val="en-GB"/>
         </w:rPr>
+        <w:t>3</w:t>
+        <w:tab/>
         <w:t>Inclusion of underrepresented talent</w:t>
       </w:r>
     </w:p>
@@ -13809,6 +13815,8 @@
         <w:rPr>
           <w:lang w:val="en-GB"/>
         </w:rPr>
+        <w:t>4</w:t>
+        <w:tab/>
         <w:t>Diversity in management</w:t>
       </w:r>
     </w:p>
@@ -13927,6 +13935,8 @@
         <w:rPr>
           <w:lang w:val="en-GB"/>
         </w:rPr>
+        <w:t>5</w:t>
+        <w:tab/>
         <w:t>Gender diversity in management</w:t>
       </w:r>
     </w:p>
